--- a/COS80029_Technology_Application_Project/Week10/Dataset Validation.docx
+++ b/COS80029_Technology_Application_Project/Week10/Dataset Validation.docx
@@ -2232,6 +2232,13 @@
         <w:br/>
         <w:t>Duplicates were reduced, leakage was avoided, paraphrases were strengthened, and labels were made more consistent across Direct and Paraphrased prompts for Grok, GPT-5, and Gemini.</w:t>
       </w:r>
+    </w:p>
+    <w:p>
+      <w:pPr>
+        <w:rPr>
+          <w:rFonts w:ascii="Calibri" w:hAnsi="Calibri" w:cs="Calibri"/>
+        </w:rPr>
+      </w:pPr>
     </w:p>
     <w:p>
       <w:pPr>
@@ -10719,6 +10726,7 @@
   <w:style w:type="character" w:default="1" w:styleId="DefaultParagraphFont">
     <w:name w:val="Default Paragraph Font"/>
     <w:uiPriority w:val="1"/>
+    <w:semiHidden/>
     <w:unhideWhenUsed/>
   </w:style>
   <w:style w:type="table" w:default="1" w:styleId="TableNormal">
